--- a/rapports/2026-06-06/EQ17/EQ17_sup_v2/DR_131101000057/55-98-16-01.docx
+++ b/rapports/2026-06-06/EQ17/EQ17_sup_v2/DR_131101000057/55-98-16-01.docx
@@ -297,7 +297,7 @@
           <w:color w:val="1F6FEB"/>
           <w:sz w:val="22"/>
         </w:rPr>
-        <w:t>⚠ INCOHÉRENCES À CORRIGER (58)</w:t>
+        <w:t>⚠ INCOHÉRENCES À CORRIGER (53)</w:t>
       </w:r>
     </w:p>
     <w:tbl>
@@ -485,7 +485,7 @@
                 <w:i w:val="0"/>
                 <w:sz w:val="17"/>
               </w:rPr>
-              <w:t>Incohérence!!! seulement les écoles privées paient les frais de scolarité (y compris les frais d'inscription).</w:t>
+              <w:t>Incoherent!!! Le niveau d'études suivi par HAWA CISSOKHO  au cours de l'année 2024/2025 est Secondaire 1 (Moyen) Général mais il déclare en 2.11 qu'il a obtenu comme résultat le Diplômé, études achevées.</w:t>
             </w:r>
           </w:p>
         </w:tc>
@@ -544,7 +544,7 @@
                 <w:color w:val="16A34A"/>
                 <w:sz w:val="16"/>
               </w:rPr>
-              <w:t>s01q32, s01q36, s01q38, s04q37_modif, s02q33, s02q34, s01q00b</w:t>
+              <w:t>—</w:t>
             </w:r>
           </w:p>
         </w:tc>
@@ -575,7 +575,7 @@
                 <w:i w:val="0"/>
                 <w:sz w:val="17"/>
               </w:rPr>
-              <w:t>Peu probable!!! Vu l'âge (19 ans) de MADY CISSOKKHO ou l'année à laquelle MADY CISSOKKHO a fréquenté l'école pour la dernière fois (.) le dernier diplome de MADY CISSOKKHO ne peut être le Certificat d'études primaires (CEP), prière de corriger cette incohérence ou confirmer avec le QG.</w:t>
+              <w:t>Prière de corriger cette incoherence en 2.11.</w:t>
             </w:r>
           </w:p>
         </w:tc>
@@ -665,7 +665,7 @@
                 <w:i w:val="0"/>
                 <w:sz w:val="17"/>
               </w:rPr>
-              <w:t>Peu probable!!! Vu l'âge (15 ans) de SALIOU CISSOKHO ou l'année à laquelle SALIOU CISSOKHO a fréquenté l'école pour la dernière fois (.) le dernier diplome de SALIOU CISSOKHO ne peut être le Certificat d'études primaires (CEP), prière de corriger cette incohérence ou confirmer avec le QG.</w:t>
+              <w:t>Peu probable!!! Vu l'âge (17 ans) de HAWA CISSOKHO ou l'année à laquelle HAWA CISSOKHO a fréquenté l'école pour la dernière fois (.) le dernier diplome de HAWA CISSOKHO ne peut être le Certificat d'études primaires (CEP), prière de corriger cette incohérence ou confirmer avec le QG.</w:t>
             </w:r>
           </w:p>
         </w:tc>
@@ -755,7 +755,7 @@
                 <w:i w:val="0"/>
                 <w:sz w:val="17"/>
               </w:rPr>
-              <w:t>Incoherent!!! Le niveau d'études suivi par HAWA CISSOKHO  au cours de l'année 2024/2025 est Secondaire 1 (Moyen) Général mais il déclare en 2.11 qu'il a obtenu comme résultat le Diplômé, études achevées.</w:t>
+              <w:t>Incoherent!!! Le niveau d'études suivi par LASSANA CISSOKHO  au cours de l'année 2024/2025 est Secondaire 1 (Moyen) Général mais il déclare en 2.11 qu'il a obtenu comme résultat le Diplômé, études achevées.</w:t>
             </w:r>
           </w:p>
         </w:tc>
@@ -814,7 +814,7 @@
                 <w:color w:val="16A34A"/>
                 <w:sz w:val="16"/>
               </w:rPr>
-              <w:t>—</w:t>
+              <w:t>s01q32, s01q36, s01q38, s04q37_modif, s02q33, s02q34, s01q00b</w:t>
             </w:r>
           </w:p>
         </w:tc>
@@ -845,7 +845,7 @@
                 <w:i w:val="0"/>
                 <w:sz w:val="17"/>
               </w:rPr>
-              <w:t>Prière de corriger cette incoherence en 2.11.</w:t>
+              <w:t>Peu probable!!! Vu l'âge (17 ans) de LASSANA CISSOKHO ou l'année à laquelle LASSANA CISSOKHO a fréquenté l'école pour la dernière fois (.) le dernier diplome de LASSANA CISSOKHO ne peut être le Certificat d'études primaires (CEP), prière de corriger cette incohérence ou confirmer avec le QG.</w:t>
             </w:r>
           </w:p>
         </w:tc>
@@ -935,7 +935,7 @@
                 <w:i w:val="0"/>
                 <w:sz w:val="17"/>
               </w:rPr>
-              <w:t>Peu probable!!! Vu l'âge (17 ans) de HAWA CISSOKHO ou l'année à laquelle HAWA CISSOKHO a fréquenté l'école pour la dernière fois (.) le dernier diplome de HAWA CISSOKHO ne peut être le Certificat d'études primaires (CEP), prière de corriger cette incohérence ou confirmer avec le QG.</w:t>
+              <w:t>Peu probable!!! Vu l'âge (15 ans) de SALIOU CISSOKHO ou l'année à laquelle SALIOU CISSOKHO a fréquenté l'école pour la dernière fois (.) le dernier diplome de SALIOU CISSOKHO ne peut être le Certificat d'études primaires (CEP), prière de corriger cette incohérence ou confirmer avec le QG.</w:t>
             </w:r>
           </w:p>
         </w:tc>
@@ -994,7 +994,7 @@
                 <w:color w:val="16A34A"/>
                 <w:sz w:val="16"/>
               </w:rPr>
-              <w:t>—</w:t>
+              <w:t>s01q32, s01q36, s01q38, s04q37_modif, s02q33, s02q34, s01q00b</w:t>
             </w:r>
           </w:p>
         </w:tc>
@@ -1025,7 +1025,7 @@
                 <w:i w:val="0"/>
                 <w:sz w:val="17"/>
               </w:rPr>
-              <w:t>Incoherent!!! Le niveau d'études suivi par LASSANA CISSOKHO  au cours de l'année 2024/2025 est Secondaire 1 (Moyen) Général mais il déclare en 2.11 qu'il a obtenu comme résultat le Diplômé, études achevées.</w:t>
+              <w:t>Peu probable!!! Vu l'âge (19 ans) de MADY CISSOKKHO ou l'année à laquelle MADY CISSOKKHO a fréquenté l'école pour la dernière fois (.) le dernier diplome de MADY CISSOKKHO ne peut être le Certificat d'études primaires (CEP), prière de corriger cette incohérence ou confirmer avec le QG.</w:t>
             </w:r>
           </w:p>
         </w:tc>
@@ -1058,7 +1058,7 @@
                 <w:i w:val="0"/>
                 <w:sz w:val="16"/>
               </w:rPr>
-              <w:t>S02</w:t>
+              <w:t>S03</w:t>
               <w:br/>
             </w:r>
             <w:r>
@@ -1068,7 +1068,7 @@
                 <w:color w:val="64748B"/>
                 <w:sz w:val="14"/>
               </w:rPr>
-              <w:t>Éducation</w:t>
+              <w:t>Santé</w:t>
             </w:r>
           </w:p>
         </w:tc>
@@ -1084,7 +1084,7 @@
                 <w:color w:val="16A34A"/>
                 <w:sz w:val="16"/>
               </w:rPr>
-              <w:t>s01q32, s01q36, s01q38, s04q37_modif, s02q33, s02q34, s01q00b</w:t>
+              <w:t>—</w:t>
             </w:r>
           </w:p>
         </w:tc>
@@ -1115,7 +1115,7 @@
                 <w:i w:val="0"/>
                 <w:sz w:val="17"/>
               </w:rPr>
-              <w:t>Peu probable!!! Vu l'âge (17 ans) de LASSANA CISSOKHO ou l'année à laquelle LASSANA CISSOKHO a fréquenté l'école pour la dernière fois (.) le dernier diplome de LASSANA CISSOKHO ne peut être le Certificat d'études primaires (CEP), prière de corriger cette incohérence ou confirmer avec le QG.</w:t>
+              <w:t>Incohérent !!! HAWA CISSOKHO s'est consulté la première fois pour cette maladie (Fièvre/Paludisme) chez un médecin spécialiste et vous dites que  HAWA CISSOKHO n'est pas concerné par le montant des frais de consultation d'un médecin spécialiste (3.15=9999).</w:t>
             </w:r>
           </w:p>
         </w:tc>
@@ -1205,7 +1205,7 @@
                 <w:i w:val="0"/>
                 <w:sz w:val="17"/>
               </w:rPr>
-              <w:t>Incohérent !!! HAWA CISSOKHO s'est consulté la première fois pour cette maladie (Fièvre/Paludisme) chez un médecin spécialiste et vous dites que  HAWA CISSOKHO n'est pas concerné par le montant des frais de consultation d'un médecin spécialiste (3.15=9999).</w:t>
+              <w:t>Prière de verifier cette incohérence auprès de l'enquêté ou confirmer.</w:t>
             </w:r>
           </w:p>
         </w:tc>
@@ -1295,7 +1295,7 @@
                 <w:i w:val="0"/>
                 <w:sz w:val="17"/>
               </w:rPr>
-              <w:t>Prière de verifier cette incohérence auprès de l'enquêté ou confirmer.</w:t>
+              <w:t>Incohérent !!! LASSANA CISSOKHO s'est consulté la première fois pour cette maladie (Toux, rhume, grippe) chez un médecin généraliste et vous dites que  LASSANA CISSOKHO n'est pas concerné par le montant des frais de consultation d'un médecin généraliste (3.14=9999).</w:t>
             </w:r>
           </w:p>
         </w:tc>
@@ -1328,7 +1328,7 @@
                 <w:i w:val="0"/>
                 <w:sz w:val="16"/>
               </w:rPr>
-              <w:t>S03</w:t>
+              <w:t>S04</w:t>
               <w:br/>
             </w:r>
             <w:r>
@@ -1338,7 +1338,7 @@
                 <w:color w:val="64748B"/>
                 <w:sz w:val="14"/>
               </w:rPr>
-              <w:t>Santé</w:t>
+              <w:t>Emploi</w:t>
             </w:r>
           </w:p>
         </w:tc>
@@ -1354,7 +1354,7 @@
                 <w:color w:val="16A34A"/>
                 <w:sz w:val="16"/>
               </w:rPr>
-              <w:t>—</w:t>
+              <w:t>s01q07, s01q08, s02q20, s02q22, s03q07, s02q29, s04q19, s13q02</w:t>
             </w:r>
           </w:p>
         </w:tc>
@@ -1385,7 +1385,7 @@
                 <w:i w:val="0"/>
                 <w:sz w:val="17"/>
               </w:rPr>
-              <w:t>Incohérent !!! LASSANA CISSOKHO s'est consulté la première fois pour cette maladie (Toux, rhume, grippe) chez un médecin généraliste et vous dites que  LASSANA CISSOKHO n'est pas concerné par le montant des frais de consultation d'un médecin généraliste (3.14=9999).</w:t>
+              <w:t>Incoherent! HAWA CISSOKHO Perçoit une bourse/Transfert en 4.19 mais HAWA CISSOKHO ne perçoit pas une bourse à la section 2.29 ou des transferts monétaires à la section 13, prière de corriger.</w:t>
             </w:r>
           </w:p>
         </w:tc>
@@ -1475,7 +1475,7 @@
                 <w:i w:val="0"/>
                 <w:sz w:val="17"/>
               </w:rPr>
-              <w:t>Incoherent! HAWA CISSOKHO Perçoit une bourse/Transfert en 4.19 mais HAWA CISSOKHO ne perçoit pas une bourse à la section 2.29 ou des transferts monétaires à la section 13, prière de corriger.</w:t>
+              <w:t>Incoherent! LASSANA CISSOKHO Perçoit une bourse/Transfert en 4.19 mais LASSANA CISSOKHO ne perçoit pas une bourse à la section 2.29 ou des transferts monétaires à la section 13, prière de corriger.</w:t>
             </w:r>
           </w:p>
         </w:tc>
@@ -1565,7 +1565,7 @@
                 <w:i w:val="0"/>
                 <w:sz w:val="17"/>
               </w:rPr>
-              <w:t>Incoherent! LASSANA CISSOKHO Perçoit une bourse/Transfert en 4.19 mais LASSANA CISSOKHO ne perçoit pas une bourse à la section 2.29 ou des transferts monétaires à la section 13, prière de corriger.</w:t>
+              <w:t>Incoherent! MADY CISSOKKHO Perçoit une bourse/Transfert en 4.19 mais MADY CISSOKKHO ne perçoit pas une bourse à la section 2.29 ou des transferts monétaires à la section 13, prière de corriger.</w:t>
             </w:r>
           </w:p>
         </w:tc>
@@ -1655,7 +1655,7 @@
                 <w:i w:val="0"/>
                 <w:sz w:val="17"/>
               </w:rPr>
-              <w:t>Incoherent! MADY CISSOKKHO Perçoit une bourse/Transfert en 4.19 mais MADY CISSOKKHO ne perçoit pas une bourse à la section 2.29 ou des transferts monétaires à la section 13, prière de corriger.</w:t>
+              <w:t>Incoherent! SALIOU CISSOKHO Perçoit une bourse/Transfert en 4.19 mais SALIOU CISSOKHO ne perçoit pas une bourse à la section 2.29 ou des transferts monétaires à la section 13, prière de corriger.</w:t>
             </w:r>
           </w:p>
         </w:tc>
@@ -1688,7 +1688,7 @@
                 <w:i w:val="0"/>
                 <w:sz w:val="16"/>
               </w:rPr>
-              <w:t>S04</w:t>
+              <w:t>S11</w:t>
               <w:br/>
             </w:r>
             <w:r>
@@ -1698,7 +1698,7 @@
                 <w:color w:val="64748B"/>
                 <w:sz w:val="14"/>
               </w:rPr>
-              <w:t>Emploi</w:t>
+              <w:t>Logement / cadre de vie</w:t>
             </w:r>
           </w:p>
         </w:tc>
@@ -1714,7 +1714,7 @@
                 <w:color w:val="16A34A"/>
                 <w:sz w:val="16"/>
               </w:rPr>
-              <w:t>s01q07, s01q08, s02q20, s02q22, s03q07, s02q29, s04q19, s13q02</w:t>
+              <w:t>—</w:t>
             </w:r>
           </w:p>
         </w:tc>
@@ -1745,7 +1745,7 @@
                 <w:i w:val="0"/>
                 <w:sz w:val="17"/>
               </w:rPr>
-              <w:t>Incoherent! SALIOU CISSOKHO Perçoit une bourse/Transfert en 4.19 mais SALIOU CISSOKHO ne perçoit pas une bourse à la section 2.29 ou des transferts monétaires à la section 13, prière de corriger.</w:t>
+              <w:t>Incoherence!! Le ménage a depensé .</w:t>
             </w:r>
           </w:p>
         </w:tc>
@@ -1804,7 +1804,7 @@
                 <w:color w:val="16A34A"/>
                 <w:sz w:val="16"/>
               </w:rPr>
-              <w:t>—</w:t>
+              <w:t>s01q29, s01q31, s04q24, s00q04, s11q21, s09fq03, s09fq011</w:t>
             </w:r>
           </w:p>
         </w:tc>
@@ -1835,457 +1835,7 @@
                 <w:i w:val="0"/>
                 <w:sz w:val="17"/>
               </w:rPr>
-              <w:t>Incoherence!! Le ménage a depensé .</w:t>
-            </w:r>
-          </w:p>
-        </w:tc>
-      </w:tr>
-      <w:tr>
-        <w:tc>
-          <w:tcPr>
-            <w:tcW w:type="dxa" w:w="964"/>
-          </w:tcPr>
-          <w:p>
-            <w:r>
-              <w:rPr>
-                <w:b/>
-                <w:i w:val="0"/>
-                <w:color w:val="DC2626"/>
-                <w:sz w:val="16"/>
-              </w:rPr>
-              <w:t>Haute</w:t>
-            </w:r>
-          </w:p>
-        </w:tc>
-        <w:tc>
-          <w:tcPr>
-            <w:tcW w:type="dxa" w:w="1247"/>
-          </w:tcPr>
-          <w:p>
-            <w:r>
-              <w:rPr>
-                <w:b/>
-                <w:i w:val="0"/>
-                <w:sz w:val="16"/>
-              </w:rPr>
-              <w:t>S11</w:t>
-              <w:br/>
-            </w:r>
-            <w:r>
-              <w:rPr>
-                <w:b w:val="0"/>
-                <w:i w:val="0"/>
-                <w:color w:val="64748B"/>
-                <w:sz w:val="14"/>
-              </w:rPr>
-              <w:t>Logement / cadre de vie</w:t>
-            </w:r>
-          </w:p>
-        </w:tc>
-        <w:tc>
-          <w:tcPr>
-            <w:tcW w:type="dxa" w:w="1531"/>
-          </w:tcPr>
-          <w:p>
-            <w:r>
-              <w:rPr>
-                <w:b/>
-                <w:i w:val="0"/>
-                <w:color w:val="16A34A"/>
-                <w:sz w:val="16"/>
-              </w:rPr>
-              <w:t>s01q29, s01q31, s04q24, s00q04, s11q21, s09fq03, s09fq011</w:t>
-            </w:r>
-          </w:p>
-        </w:tc>
-        <w:tc>
-          <w:tcPr>
-            <w:tcW w:type="dxa" w:w="1191"/>
-          </w:tcPr>
-          <w:p>
-            <w:r>
-              <w:rPr>
-                <w:b w:val="0"/>
-                <w:i w:val="0"/>
-                <w:color w:val="64748B"/>
-                <w:sz w:val="16"/>
-              </w:rPr>
-              <w:t>GT-CQ</w:t>
-            </w:r>
-          </w:p>
-        </w:tc>
-        <w:tc>
-          <w:tcPr>
-            <w:tcW w:type="dxa" w:w="4706"/>
-          </w:tcPr>
-          <w:p>
-            <w:r>
-              <w:rPr>
-                <w:b w:val="0"/>
-                <w:i w:val="0"/>
-                <w:sz w:val="17"/>
-              </w:rPr>
               <w:t>FCFA dans Frais de connexion au réseau de distribution d'eau mais dit ne pas être connecté à un réseau d'eau courante, prière de corriger cette incoherenceAttention!!! Les ménages vivants dans un(e) Maison Basse à KEDOUGOU Urbain ont généralement comme principal matériau de revêtement du sol du logement le/la Ciment/Béton, mais celui du ménage de MADY CISSOKHO (Carreaux/Marbre) diffère de celui-ci.</w:t>
-            </w:r>
-          </w:p>
-        </w:tc>
-      </w:tr>
-      <w:tr>
-        <w:tc>
-          <w:tcPr>
-            <w:tcW w:type="dxa" w:w="964"/>
-          </w:tcPr>
-          <w:p>
-            <w:r>
-              <w:rPr>
-                <w:b/>
-                <w:i w:val="0"/>
-                <w:color w:val="EA580C"/>
-                <w:sz w:val="16"/>
-              </w:rPr>
-              <w:t>Moyenne</w:t>
-            </w:r>
-          </w:p>
-        </w:tc>
-        <w:tc>
-          <w:tcPr>
-            <w:tcW w:type="dxa" w:w="1247"/>
-          </w:tcPr>
-          <w:p>
-            <w:r>
-              <w:rPr>
-                <w:b/>
-                <w:i w:val="0"/>
-                <w:sz w:val="16"/>
-              </w:rPr>
-              <w:t>S02</w:t>
-              <w:br/>
-            </w:r>
-            <w:r>
-              <w:rPr>
-                <w:b w:val="0"/>
-                <w:i w:val="0"/>
-                <w:color w:val="64748B"/>
-                <w:sz w:val="14"/>
-              </w:rPr>
-              <w:t>Éducation</w:t>
-            </w:r>
-          </w:p>
-        </w:tc>
-        <w:tc>
-          <w:tcPr>
-            <w:tcW w:type="dxa" w:w="1531"/>
-          </w:tcPr>
-          <w:p>
-            <w:r>
-              <w:rPr>
-                <w:b/>
-                <w:i w:val="0"/>
-                <w:color w:val="16A34A"/>
-                <w:sz w:val="16"/>
-              </w:rPr>
-              <w:t>—</w:t>
-            </w:r>
-          </w:p>
-        </w:tc>
-        <w:tc>
-          <w:tcPr>
-            <w:tcW w:type="dxa" w:w="1191"/>
-          </w:tcPr>
-          <w:p>
-            <w:r>
-              <w:rPr>
-                <w:b w:val="0"/>
-                <w:i w:val="0"/>
-                <w:color w:val="64748B"/>
-                <w:sz w:val="16"/>
-              </w:rPr>
-              <w:t>GT-CQ</w:t>
-            </w:r>
-          </w:p>
-        </w:tc>
-        <w:tc>
-          <w:tcPr>
-            <w:tcW w:type="dxa" w:w="4706"/>
-          </w:tcPr>
-          <w:p>
-            <w:r>
-              <w:rPr>
-                <w:b w:val="0"/>
-                <w:i w:val="0"/>
-                <w:sz w:val="17"/>
-              </w:rPr>
-              <w:t>veuillez, s'il vous plait, confirmer les frais de scolarité ( 5500 FCFA) payée de MADY CISSOKKHO avec le QG ou apporter les corrections nécessaires.</w:t>
-            </w:r>
-          </w:p>
-        </w:tc>
-      </w:tr>
-      <w:tr>
-        <w:tc>
-          <w:tcPr>
-            <w:tcW w:type="dxa" w:w="964"/>
-          </w:tcPr>
-          <w:p>
-            <w:r>
-              <w:rPr>
-                <w:b/>
-                <w:i w:val="0"/>
-                <w:color w:val="EA580C"/>
-                <w:sz w:val="16"/>
-              </w:rPr>
-              <w:t>Moyenne</w:t>
-            </w:r>
-          </w:p>
-        </w:tc>
-        <w:tc>
-          <w:tcPr>
-            <w:tcW w:type="dxa" w:w="1247"/>
-          </w:tcPr>
-          <w:p>
-            <w:r>
-              <w:rPr>
-                <w:b/>
-                <w:i w:val="0"/>
-                <w:sz w:val="16"/>
-              </w:rPr>
-              <w:t>S02</w:t>
-              <w:br/>
-            </w:r>
-            <w:r>
-              <w:rPr>
-                <w:b w:val="0"/>
-                <w:i w:val="0"/>
-                <w:color w:val="64748B"/>
-                <w:sz w:val="14"/>
-              </w:rPr>
-              <w:t>Éducation</w:t>
-            </w:r>
-          </w:p>
-        </w:tc>
-        <w:tc>
-          <w:tcPr>
-            <w:tcW w:type="dxa" w:w="1531"/>
-          </w:tcPr>
-          <w:p>
-            <w:r>
-              <w:rPr>
-                <w:b/>
-                <w:i w:val="0"/>
-                <w:color w:val="16A34A"/>
-                <w:sz w:val="16"/>
-              </w:rPr>
-              <w:t>—</w:t>
-            </w:r>
-          </w:p>
-        </w:tc>
-        <w:tc>
-          <w:tcPr>
-            <w:tcW w:type="dxa" w:w="1191"/>
-          </w:tcPr>
-          <w:p>
-            <w:r>
-              <w:rPr>
-                <w:b w:val="0"/>
-                <w:i w:val="0"/>
-                <w:color w:val="64748B"/>
-                <w:sz w:val="16"/>
-              </w:rPr>
-              <w:t>GT-CQ</w:t>
-            </w:r>
-          </w:p>
-        </w:tc>
-        <w:tc>
-          <w:tcPr>
-            <w:tcW w:type="dxa" w:w="4706"/>
-          </w:tcPr>
-          <w:p>
-            <w:r>
-              <w:rPr>
-                <w:b w:val="0"/>
-                <w:i w:val="0"/>
-                <w:sz w:val="17"/>
-              </w:rPr>
-              <w:t>veuillez, s'il vous plait, confirmer les frais de scolarité ( 5500 FCFA) payée de SALIOU CISSOKHO avec le QG ou apporter les corrections nécessaires.</w:t>
-            </w:r>
-          </w:p>
-        </w:tc>
-      </w:tr>
-      <w:tr>
-        <w:tc>
-          <w:tcPr>
-            <w:tcW w:type="dxa" w:w="964"/>
-          </w:tcPr>
-          <w:p>
-            <w:r>
-              <w:rPr>
-                <w:b/>
-                <w:i w:val="0"/>
-                <w:color w:val="EA580C"/>
-                <w:sz w:val="16"/>
-              </w:rPr>
-              <w:t>Moyenne</w:t>
-            </w:r>
-          </w:p>
-        </w:tc>
-        <w:tc>
-          <w:tcPr>
-            <w:tcW w:type="dxa" w:w="1247"/>
-          </w:tcPr>
-          <w:p>
-            <w:r>
-              <w:rPr>
-                <w:b/>
-                <w:i w:val="0"/>
-                <w:sz w:val="16"/>
-              </w:rPr>
-              <w:t>S02</w:t>
-              <w:br/>
-            </w:r>
-            <w:r>
-              <w:rPr>
-                <w:b w:val="0"/>
-                <w:i w:val="0"/>
-                <w:color w:val="64748B"/>
-                <w:sz w:val="14"/>
-              </w:rPr>
-              <w:t>Éducation</w:t>
-            </w:r>
-          </w:p>
-        </w:tc>
-        <w:tc>
-          <w:tcPr>
-            <w:tcW w:type="dxa" w:w="1531"/>
-          </w:tcPr>
-          <w:p>
-            <w:r>
-              <w:rPr>
-                <w:b/>
-                <w:i w:val="0"/>
-                <w:color w:val="16A34A"/>
-                <w:sz w:val="16"/>
-              </w:rPr>
-              <w:t>—</w:t>
-            </w:r>
-          </w:p>
-        </w:tc>
-        <w:tc>
-          <w:tcPr>
-            <w:tcW w:type="dxa" w:w="1191"/>
-          </w:tcPr>
-          <w:p>
-            <w:r>
-              <w:rPr>
-                <w:b w:val="0"/>
-                <w:i w:val="0"/>
-                <w:color w:val="64748B"/>
-                <w:sz w:val="16"/>
-              </w:rPr>
-              <w:t>GT-CQ</w:t>
-            </w:r>
-          </w:p>
-        </w:tc>
-        <w:tc>
-          <w:tcPr>
-            <w:tcW w:type="dxa" w:w="4706"/>
-          </w:tcPr>
-          <w:p>
-            <w:r>
-              <w:rPr>
-                <w:b w:val="0"/>
-                <w:i w:val="0"/>
-                <w:sz w:val="17"/>
-              </w:rPr>
-              <w:t>veuillez, s'il vous plait, confirmer les frais de scolarité ( 6500 FCFA) payée de HAWA CISSOKHO avec le QG ou apporter les corrections nécessaires.</w:t>
-            </w:r>
-          </w:p>
-        </w:tc>
-      </w:tr>
-      <w:tr>
-        <w:tc>
-          <w:tcPr>
-            <w:tcW w:type="dxa" w:w="964"/>
-          </w:tcPr>
-          <w:p>
-            <w:r>
-              <w:rPr>
-                <w:b/>
-                <w:i w:val="0"/>
-                <w:color w:val="EA580C"/>
-                <w:sz w:val="16"/>
-              </w:rPr>
-              <w:t>Moyenne</w:t>
-            </w:r>
-          </w:p>
-        </w:tc>
-        <w:tc>
-          <w:tcPr>
-            <w:tcW w:type="dxa" w:w="1247"/>
-          </w:tcPr>
-          <w:p>
-            <w:r>
-              <w:rPr>
-                <w:b/>
-                <w:i w:val="0"/>
-                <w:sz w:val="16"/>
-              </w:rPr>
-              <w:t>S02</w:t>
-              <w:br/>
-            </w:r>
-            <w:r>
-              <w:rPr>
-                <w:b w:val="0"/>
-                <w:i w:val="0"/>
-                <w:color w:val="64748B"/>
-                <w:sz w:val="14"/>
-              </w:rPr>
-              <w:t>Éducation</w:t>
-            </w:r>
-          </w:p>
-        </w:tc>
-        <w:tc>
-          <w:tcPr>
-            <w:tcW w:type="dxa" w:w="1531"/>
-          </w:tcPr>
-          <w:p>
-            <w:r>
-              <w:rPr>
-                <w:b/>
-                <w:i w:val="0"/>
-                <w:color w:val="16A34A"/>
-                <w:sz w:val="16"/>
-              </w:rPr>
-              <w:t>—</w:t>
-            </w:r>
-          </w:p>
-        </w:tc>
-        <w:tc>
-          <w:tcPr>
-            <w:tcW w:type="dxa" w:w="1191"/>
-          </w:tcPr>
-          <w:p>
-            <w:r>
-              <w:rPr>
-                <w:b w:val="0"/>
-                <w:i w:val="0"/>
-                <w:color w:val="64748B"/>
-                <w:sz w:val="16"/>
-              </w:rPr>
-              <w:t>GT-CQ</w:t>
-            </w:r>
-          </w:p>
-        </w:tc>
-        <w:tc>
-          <w:tcPr>
-            <w:tcW w:type="dxa" w:w="4706"/>
-          </w:tcPr>
-          <w:p>
-            <w:r>
-              <w:rPr>
-                <w:b w:val="0"/>
-                <w:i w:val="0"/>
-                <w:sz w:val="17"/>
-              </w:rPr>
-              <w:t>veuillez, s'il vous plait, confirmer les frais de scolarité ( 6500 FCFA) payée de LASSANA CISSOKHO avec le QG ou apporter les corrections nécessaires.</w:t>
             </w:r>
           </w:p>
         </w:tc>
